--- a/public/gallery/examples/data-analyst/de/resume.docx
+++ b/public/gallery/examples/data-analyst/de/resume.docx
@@ -66,7 +66,7 @@
         </w:rPr>
         <w:t xml:space="preserve">📧 </w:t>
       </w:r>
-      <w:hyperlink w:history="1" r:id="rIdjsrrcbt9dflgkubl9bpjr">
+      <w:hyperlink w:history="1" r:id="rIdorndadrne5tstjokr6dbv">
         <w:r>
           <w:rPr>
             <w:sz w:val="18"/>
@@ -89,7 +89,7 @@
         </w:rPr>
         <w:t xml:space="preserve">🔗 </w:t>
       </w:r>
-      <w:hyperlink w:history="1" r:id="rIdtgyaa-tuxagkzrzzrezh7">
+      <w:hyperlink w:history="1" r:id="rId5-wnka6bk4igz7eyizvxq">
         <w:r>
           <w:rPr>
             <w:sz w:val="18"/>
@@ -124,7 +124,7 @@
         <w:spacing w:after="200" w:line="276"/>
         <w:jc w:val="center"/>
       </w:pPr>
-      <w:hyperlink w:history="1" r:id="rIdzegu2z24rxcr9dtxrul0h">
+      <w:hyperlink w:history="1" r:id="rIdaxwvzeipsqcrjp6kl-np2">
         <w:r>
           <w:rPr>
             <w:sz w:val="18"/>
@@ -140,7 +140,7 @@
         </w:rPr>
         <w:t xml:space="preserve"> • </w:t>
       </w:r>
-      <w:hyperlink w:history="1" r:id="rIdkpdflfar_9-zprhwb9wx3">
+      <w:hyperlink w:history="1" r:id="rId-ih0uszeez85rtjbyoh24">
         <w:r>
           <w:rPr>
             <w:sz w:val="18"/>
@@ -299,7 +299,7 @@
         </w:rPr>
         <w:t xml:space="preserve">	</w:t>
       </w:r>
-      <w:hyperlink w:history="1" r:id="rIdam2jjqk4mvtpjauw29cxe">
+      <w:hyperlink w:history="1" r:id="rIdm-kp5a0czm8bgtxzrme_k">
         <w:r>
           <w:rPr>
             <w:sz w:val="18"/>
@@ -462,7 +462,7 @@
         </w:rPr>
         <w:t xml:space="preserve">	</w:t>
       </w:r>
-      <w:hyperlink w:history="1" r:id="rId3dukhd0vtz7kzhsjwbzwf">
+      <w:hyperlink w:history="1" r:id="rIdrtxcjoiztewjjfzauci6k">
         <w:r>
           <w:rPr>
             <w:sz w:val="18"/>
@@ -644,7 +644,7 @@
         </w:rPr>
         <w:t xml:space="preserve">	</w:t>
       </w:r>
-      <w:hyperlink w:history="1" r:id="rIdbzcemzutcv6rrvarijr_p">
+      <w:hyperlink w:history="1" r:id="rIdfprqlwrz5idwmonv9uum0">
         <w:r>
           <w:rPr>
             <w:sz w:val="18"/>
@@ -826,7 +826,7 @@
         </w:rPr>
         <w:t xml:space="preserve">	</w:t>
       </w:r>
-      <w:hyperlink w:history="1" r:id="rIdielb4lgsrkcqvucquuxov">
+      <w:hyperlink w:history="1" r:id="rId04rrebl3rfnf1my-najqa">
         <w:r>
           <w:rPr>
             <w:sz w:val="18"/>
@@ -1233,7 +1233,7 @@
         </w:rPr>
         <w:t xml:space="preserve">	</w:t>
       </w:r>
-      <w:hyperlink w:history="1" r:id="rIdd6vxmockcs6jxly44gqqh">
+      <w:hyperlink w:history="1" r:id="rIdijine5cx0jzakfcptftgf">
         <w:r>
           <w:rPr>
             <w:sz w:val="18"/>
@@ -1299,7 +1299,7 @@
         </w:rPr>
         <w:t xml:space="preserve">	</w:t>
       </w:r>
-      <w:hyperlink w:history="1" r:id="rIdjagnyfyawugoywq9lcdgm">
+      <w:hyperlink w:history="1" r:id="rIddzmxalnjh4vytxi-hfixu">
         <w:r>
           <w:rPr>
             <w:sz w:val="18"/>
@@ -1384,7 +1384,7 @@
         </w:rPr>
         <w:t xml:space="preserve">	</w:t>
       </w:r>
-      <w:hyperlink w:history="1" r:id="rIdzflnp5rygmcoiukenybgn">
+      <w:hyperlink w:history="1" r:id="rIdp6jdtttrhe-q9b6e16zyk">
         <w:r>
           <w:rPr>
             <w:sz w:val="18"/>
@@ -1528,7 +1528,7 @@
         </w:rPr>
         <w:t xml:space="preserve">	</w:t>
       </w:r>
-      <w:hyperlink w:history="1" r:id="rIdzdu4bfzg-ri_4cnxdatpt">
+      <w:hyperlink w:history="1" r:id="rIdvfx6xfz_anpb0mzhr0unb">
         <w:r>
           <w:rPr>
             <w:sz w:val="18"/>
@@ -1752,7 +1752,7 @@
         </w:rPr>
         <w:t xml:space="preserve">	</w:t>
       </w:r>
-      <w:hyperlink w:history="1" r:id="rIdsdqbgtgvb4oyf8ojkkflv">
+      <w:hyperlink w:history="1" r:id="rIdtv4unwakau9erlyq_kuc3">
         <w:r>
           <w:rPr>
             <w:sz w:val="18"/>
